--- a/docx/06-enrutamiento-estatico/boletin-U06-inicial.docx
+++ b/docx/06-enrutamiento-estatico/boletin-U06-inicial.docx
@@ -15,6 +15,9 @@
             <w:pStyle w:val="TOCHeading"/>
           </w:pPr>
           <w:r>
+            <w:rPr>
+              <w:lang w:val="es-ES"/>
+            </w:rPr>
             <w:t xml:space="preserve">Table of Contents</w:t>
           </w:r>
         </w:p>
@@ -34,6 +37,9 @@
         <w:pStyle w:val="Heading1"/>
       </w:pPr>
       <w:r>
+        <w:rPr>
+          <w:lang w:val="es-ES"/>
+        </w:rPr>
         <w:t xml:space="preserve">Boletín UD6 — Inicial</w:t>
       </w:r>
     </w:p>
@@ -44,6 +50,9 @@
         <w:pStyle w:val="Heading1"/>
       </w:pPr>
       <w:r>
+        <w:rPr>
+          <w:lang w:val="es-ES"/>
+        </w:rPr>
         <w:t xml:space="preserve">📝 Boletín UD6 — Inicial</w:t>
       </w:r>
     </w:p>
@@ -52,6 +61,9 @@
         <w:pStyle w:val="BlockText"/>
       </w:pPr>
       <w:r>
+        <w:rPr>
+          <w:lang w:val="es-ES"/>
+        </w:rPr>
         <w:t xml:space="preserve">Ejercicios básicos para afianzar los conceptos del router y las rutas estáticas.</w:t>
       </w:r>
     </w:p>
@@ -68,6 +80,9 @@
         <w:pStyle w:val="Heading2"/>
       </w:pPr>
       <w:r>
+        <w:rPr>
+          <w:lang w:val="es-ES"/>
+        </w:rPr>
         <w:t xml:space="preserve">1. Componentes del router</w:t>
       </w:r>
     </w:p>
@@ -76,6 +91,9 @@
         <w:pStyle w:val="FirstParagraph"/>
       </w:pPr>
       <w:r>
+        <w:rPr>
+          <w:lang w:val="es-ES"/>
+        </w:rPr>
         <w:t xml:space="preserve">Relaciona cada componente con su función:</w:t>
       </w:r>
     </w:p>
@@ -100,6 +118,9 @@
               <w:pStyle w:val="Compact"/>
             </w:pPr>
             <w:r>
+              <w:rPr>
+                <w:lang w:val="es-ES"/>
+              </w:rPr>
               <w:t xml:space="preserve">Componente</w:t>
             </w:r>
           </w:p>
@@ -111,6 +132,9 @@
               <w:pStyle w:val="Compact"/>
             </w:pPr>
             <w:r>
+              <w:rPr>
+                <w:lang w:val="es-ES"/>
+              </w:rPr>
               <w:t xml:space="preserve">Función</w:t>
             </w:r>
           </w:p>
@@ -124,6 +148,9 @@
               <w:pStyle w:val="Compact"/>
             </w:pPr>
             <w:r>
+              <w:rPr>
+                <w:lang w:val="es-ES"/>
+              </w:rPr>
               <w:t xml:space="preserve">1. RAM</w:t>
             </w:r>
           </w:p>
@@ -135,6 +162,9 @@
               <w:pStyle w:val="Compact"/>
             </w:pPr>
             <w:r>
+              <w:rPr>
+                <w:lang w:val="es-ES"/>
+              </w:rPr>
               <w:t xml:space="preserve">a) Almacena el IOS</w:t>
             </w:r>
           </w:p>
@@ -148,6 +178,9 @@
               <w:pStyle w:val="Compact"/>
             </w:pPr>
             <w:r>
+              <w:rPr>
+                <w:lang w:val="es-ES"/>
+              </w:rPr>
               <w:t xml:space="preserve">2. NVRAM</w:t>
             </w:r>
           </w:p>
@@ -159,6 +192,9 @@
               <w:pStyle w:val="Compact"/>
             </w:pPr>
             <w:r>
+              <w:rPr>
+                <w:lang w:val="es-ES"/>
+              </w:rPr>
               <w:t xml:space="preserve">b) Configuración en ejecución</w:t>
             </w:r>
           </w:p>
@@ -172,6 +208,9 @@
               <w:pStyle w:val="Compact"/>
             </w:pPr>
             <w:r>
+              <w:rPr>
+                <w:lang w:val="es-ES"/>
+              </w:rPr>
               <w:t xml:space="preserve">3. Flash</w:t>
             </w:r>
           </w:p>
@@ -183,6 +222,9 @@
               <w:pStyle w:val="Compact"/>
             </w:pPr>
             <w:r>
+              <w:rPr>
+                <w:lang w:val="es-ES"/>
+              </w:rPr>
               <w:t xml:space="preserve">c) Startup-config</w:t>
             </w:r>
           </w:p>
@@ -196,6 +238,9 @@
               <w:pStyle w:val="Compact"/>
             </w:pPr>
             <w:r>
+              <w:rPr>
+                <w:lang w:val="es-ES"/>
+              </w:rPr>
               <w:t xml:space="preserve">4. ROM</w:t>
             </w:r>
           </w:p>
@@ -207,6 +252,9 @@
               <w:pStyle w:val="Compact"/>
             </w:pPr>
             <w:r>
+              <w:rPr>
+                <w:lang w:val="es-ES"/>
+              </w:rPr>
               <w:t xml:space="preserve">d) Monitor de recuperación</w:t>
             </w:r>
           </w:p>
@@ -220,6 +268,9 @@
         <w:pStyle w:val="Heading2"/>
       </w:pPr>
       <w:r>
+        <w:rPr>
+          <w:lang w:val="es-ES"/>
+        </w:rPr>
         <w:t xml:space="preserve">2. Verdadero o falso</w:t>
       </w:r>
     </w:p>
@@ -232,6 +283,9 @@
         </w:numPr>
       </w:pPr>
       <w:r>
+        <w:rPr>
+          <w:lang w:val="es-ES"/>
+        </w:rPr>
         <w:t xml:space="preserve">Una ruta estática se configura manualmente.</w:t>
       </w:r>
     </w:p>
@@ -244,6 +298,9 @@
         </w:numPr>
       </w:pPr>
       <w:r>
+        <w:rPr>
+          <w:lang w:val="es-ES"/>
+        </w:rPr>
         <w:t xml:space="preserve">La ruta por defecto es 0.0.0.0/0.</w:t>
       </w:r>
     </w:p>
@@ -256,6 +313,9 @@
         </w:numPr>
       </w:pPr>
       <w:r>
+        <w:rPr>
+          <w:lang w:val="es-ES"/>
+        </w:rPr>
         <w:t xml:space="preserve">Una ruta estática con next-hop inalcanzable se instala igualmente en la tabla.</w:t>
       </w:r>
     </w:p>
@@ -268,6 +328,9 @@
         </w:numPr>
       </w:pPr>
       <w:r>
+        <w:rPr>
+          <w:lang w:val="es-ES"/>
+        </w:rPr>
         <w:t xml:space="preserve">La métrica de una ruta estática es siempre 0.</w:t>
       </w:r>
     </w:p>
@@ -282,13 +345,20 @@
       <w:r>
         <w:rPr>
           <w:rStyle w:val="VerbatimChar"/>
+          <w:lang w:val="es-ES"/>
         </w:rPr>
         <w:t xml:space="preserve">show ip route</w:t>
       </w:r>
       <w:r>
+        <w:rPr>
+          <w:lang w:val="es-ES"/>
+        </w:rPr>
         <w:t xml:space="preserve"> </w:t>
       </w:r>
       <w:r>
+        <w:rPr>
+          <w:lang w:val="es-ES"/>
+        </w:rPr>
         <w:t xml:space="preserve">muestra la tabla de rutas.</w:t>
       </w:r>
     </w:p>
@@ -299,6 +369,9 @@
         <w:pStyle w:val="Heading2"/>
       </w:pPr>
       <w:r>
+        <w:rPr>
+          <w:lang w:val="es-ES"/>
+        </w:rPr>
         <w:t xml:space="preserve">3. ¿Qué comando?</w:t>
       </w:r>
     </w:p>
@@ -307,6 +380,9 @@
         <w:pStyle w:val="FirstParagraph"/>
       </w:pPr>
       <w:r>
+        <w:rPr>
+          <w:lang w:val="es-ES"/>
+        </w:rPr>
         <w:t xml:space="preserve">Relaciona el comando con su función:</w:t>
       </w:r>
     </w:p>
@@ -332,6 +408,9 @@
               <w:pStyle w:val="Compact"/>
             </w:pPr>
             <w:r>
+              <w:rPr>
+                <w:lang w:val="es-ES"/>
+              </w:rPr>
               <w:t xml:space="preserve">Comando</w:t>
             </w:r>
           </w:p>
@@ -343,6 +422,9 @@
               <w:pStyle w:val="Compact"/>
             </w:pPr>
             <w:r>
+              <w:rPr>
+                <w:lang w:val="es-ES"/>
+              </w:rPr>
               <w:t xml:space="preserve">Función</w:t>
             </w:r>
           </w:p>
@@ -356,14 +438,21 @@
               <w:pStyle w:val="Compact"/>
             </w:pPr>
             <w:r>
+              <w:rPr>
+                <w:lang w:val="es-ES"/>
+              </w:rPr>
               <w:t xml:space="preserve">1.</w:t>
             </w:r>
             <w:r>
+              <w:rPr>
+                <w:lang w:val="es-ES"/>
+              </w:rPr>
               <w:t xml:space="preserve"> </w:t>
             </w:r>
             <w:r>
               <w:rPr>
                 <w:rStyle w:val="VerbatimChar"/>
+                <w:lang w:val="es-ES"/>
               </w:rPr>
               <w:t xml:space="preserve">ip route 0.0.0.0 0.0.0.0 10.0.0.2</w:t>
             </w:r>
@@ -376,6 +465,9 @@
               <w:pStyle w:val="Compact"/>
             </w:pPr>
             <w:r>
+              <w:rPr>
+                <w:lang w:val="es-ES"/>
+              </w:rPr>
               <w:t xml:space="preserve">a) Ver interfaces: IP, estado y protocolo</w:t>
             </w:r>
           </w:p>
@@ -389,14 +481,21 @@
               <w:pStyle w:val="Compact"/>
             </w:pPr>
             <w:r>
+              <w:rPr>
+                <w:lang w:val="es-ES"/>
+              </w:rPr>
               <w:t xml:space="preserve">2.</w:t>
             </w:r>
             <w:r>
+              <w:rPr>
+                <w:lang w:val="es-ES"/>
+              </w:rPr>
               <w:t xml:space="preserve"> </w:t>
             </w:r>
             <w:r>
               <w:rPr>
                 <w:rStyle w:val="VerbatimChar"/>
+                <w:lang w:val="es-ES"/>
               </w:rPr>
               <w:t xml:space="preserve">show ip route</w:t>
             </w:r>
@@ -409,6 +508,9 @@
               <w:pStyle w:val="Compact"/>
             </w:pPr>
             <w:r>
+              <w:rPr>
+                <w:lang w:val="es-ES"/>
+              </w:rPr>
               <w:t xml:space="preserve">b) Ver solo la tabla de rutas</w:t>
             </w:r>
           </w:p>
@@ -422,14 +524,21 @@
               <w:pStyle w:val="Compact"/>
             </w:pPr>
             <w:r>
+              <w:rPr>
+                <w:lang w:val="es-ES"/>
+              </w:rPr>
               <w:t xml:space="preserve">3.</w:t>
             </w:r>
             <w:r>
+              <w:rPr>
+                <w:lang w:val="es-ES"/>
+              </w:rPr>
               <w:t xml:space="preserve"> </w:t>
             </w:r>
             <w:r>
               <w:rPr>
                 <w:rStyle w:val="VerbatimChar"/>
+                <w:lang w:val="es-ES"/>
               </w:rPr>
               <w:t xml:space="preserve">show ip interface brief</w:t>
             </w:r>
@@ -442,6 +551,9 @@
               <w:pStyle w:val="Compact"/>
             </w:pPr>
             <w:r>
+              <w:rPr>
+                <w:lang w:val="es-ES"/>
+              </w:rPr>
               <w:t xml:space="preserve">c) Configurar ruta por defecto</w:t>
             </w:r>
           </w:p>
@@ -455,14 +567,21 @@
               <w:pStyle w:val="Compact"/>
             </w:pPr>
             <w:r>
+              <w:rPr>
+                <w:lang w:val="es-ES"/>
+              </w:rPr>
               <w:t xml:space="preserve">4.</w:t>
             </w:r>
             <w:r>
+              <w:rPr>
+                <w:lang w:val="es-ES"/>
+              </w:rPr>
               <w:t xml:space="preserve"> </w:t>
             </w:r>
             <w:r>
               <w:rPr>
                 <w:rStyle w:val="VerbatimChar"/>
+                <w:lang w:val="es-ES"/>
               </w:rPr>
               <w:t xml:space="preserve">ip route 192.168.2.0 255.255.255.0 10.0.0.2</w:t>
             </w:r>
@@ -475,6 +594,9 @@
               <w:pStyle w:val="Compact"/>
             </w:pPr>
             <w:r>
+              <w:rPr>
+                <w:lang w:val="es-ES"/>
+              </w:rPr>
               <w:t xml:space="preserve">d) Configurar ruta estática a una red concreta</w:t>
             </w:r>
           </w:p>
@@ -488,6 +610,9 @@
         <w:pStyle w:val="Heading2"/>
       </w:pPr>
       <w:r>
+        <w:rPr>
+          <w:lang w:val="es-ES"/>
+        </w:rPr>
         <w:t xml:space="preserve">4. Modos del router</w:t>
       </w:r>
     </w:p>
@@ -496,6 +621,9 @@
         <w:pStyle w:val="FirstParagraph"/>
       </w:pPr>
       <w:r>
+        <w:rPr>
+          <w:lang w:val="es-ES"/>
+        </w:rPr>
         <w:t xml:space="preserve">Ordena los modos de configuración del router (de menor a mayor privilegio):</w:t>
       </w:r>
     </w:p>
@@ -508,15 +636,22 @@
         </w:numPr>
       </w:pPr>
       <w:r>
+        <w:rPr>
+          <w:lang w:val="es-ES"/>
+        </w:rPr>
         <w:t xml:space="preserve">Configuración global (</w:t>
       </w:r>
       <w:r>
         <w:rPr>
           <w:rStyle w:val="VerbatimChar"/>
+          <w:lang w:val="es-ES"/>
         </w:rPr>
         <w:t xml:space="preserve">Router(config)#</w:t>
       </w:r>
       <w:r>
+        <w:rPr>
+          <w:lang w:val="es-ES"/>
+        </w:rPr>
         <w:t xml:space="preserve">)</w:t>
       </w:r>
     </w:p>
@@ -529,15 +664,22 @@
         </w:numPr>
       </w:pPr>
       <w:r>
+        <w:rPr>
+          <w:lang w:val="es-ES"/>
+        </w:rPr>
         <w:t xml:space="preserve">Usuario (</w:t>
       </w:r>
       <w:r>
         <w:rPr>
           <w:rStyle w:val="VerbatimChar"/>
+          <w:lang w:val="es-ES"/>
         </w:rPr>
         <w:t xml:space="preserve">Router&gt;</w:t>
       </w:r>
       <w:r>
+        <w:rPr>
+          <w:lang w:val="es-ES"/>
+        </w:rPr>
         <w:t xml:space="preserve">)</w:t>
       </w:r>
     </w:p>
@@ -550,15 +692,22 @@
         </w:numPr>
       </w:pPr>
       <w:r>
+        <w:rPr>
+          <w:lang w:val="es-ES"/>
+        </w:rPr>
         <w:t xml:space="preserve">Configuración de interfaz (</w:t>
       </w:r>
       <w:r>
         <w:rPr>
           <w:rStyle w:val="VerbatimChar"/>
+          <w:lang w:val="es-ES"/>
         </w:rPr>
         <w:t xml:space="preserve">Router(config-if)#</w:t>
       </w:r>
       <w:r>
+        <w:rPr>
+          <w:lang w:val="es-ES"/>
+        </w:rPr>
         <w:t xml:space="preserve">)</w:t>
       </w:r>
     </w:p>
@@ -571,15 +720,22 @@
         </w:numPr>
       </w:pPr>
       <w:r>
+        <w:rPr>
+          <w:lang w:val="es-ES"/>
+        </w:rPr>
         <w:t xml:space="preserve">Privilegiado (</w:t>
       </w:r>
       <w:r>
         <w:rPr>
           <w:rStyle w:val="VerbatimChar"/>
+          <w:lang w:val="es-ES"/>
         </w:rPr>
         <w:t xml:space="preserve">Router#</w:t>
       </w:r>
       <w:r>
+        <w:rPr>
+          <w:lang w:val="es-ES"/>
+        </w:rPr>
         <w:t xml:space="preserve">)</w:t>
       </w:r>
     </w:p>
@@ -590,6 +746,9 @@
         <w:pStyle w:val="Heading2"/>
       </w:pPr>
       <w:r>
+        <w:rPr>
+          <w:lang w:val="es-ES"/>
+        </w:rPr>
         <w:t xml:space="preserve">5. Anatomía de una ruta</w:t>
       </w:r>
     </w:p>
@@ -598,18 +757,28 @@
         <w:pStyle w:val="FirstParagraph"/>
       </w:pPr>
       <w:r>
+        <w:rPr>
+          <w:lang w:val="es-ES"/>
+        </w:rPr>
         <w:t xml:space="preserve">En la salida</w:t>
       </w:r>
       <w:r>
+        <w:rPr>
+          <w:lang w:val="es-ES"/>
+        </w:rPr>
         <w:t xml:space="preserve"> </w:t>
       </w:r>
       <w:r>
         <w:rPr>
           <w:rStyle w:val="VerbatimChar"/>
+          <w:lang w:val="es-ES"/>
         </w:rPr>
         <w:t xml:space="preserve">S 192.168.3.0/24 [1/0] via 10.0.0.2</w:t>
       </w:r>
       <w:r>
+        <w:rPr>
+          <w:lang w:val="es-ES"/>
+        </w:rPr>
         <w:t xml:space="preserve">, identifica qué es cada trozo:</w:t>
       </w:r>
     </w:p>
@@ -634,6 +803,9 @@
               <w:pStyle w:val="Compact"/>
             </w:pPr>
             <w:r>
+              <w:rPr>
+                <w:lang w:val="es-ES"/>
+              </w:rPr>
               <w:t xml:space="preserve">Trozo</w:t>
             </w:r>
           </w:p>
@@ -645,6 +817,9 @@
               <w:pStyle w:val="Compact"/>
             </w:pPr>
             <w:r>
+              <w:rPr>
+                <w:lang w:val="es-ES"/>
+              </w:rPr>
               <w:t xml:space="preserve">¿Qué significa?</w:t>
             </w:r>
           </w:p>
@@ -660,6 +835,7 @@
             <w:r>
               <w:rPr>
                 <w:rStyle w:val="VerbatimChar"/>
+                <w:lang w:val="es-ES"/>
               </w:rPr>
               <w:t xml:space="preserve">S</w:t>
             </w:r>
@@ -684,6 +860,7 @@
             <w:r>
               <w:rPr>
                 <w:rStyle w:val="VerbatimChar"/>
+                <w:lang w:val="es-ES"/>
               </w:rPr>
               <w:t xml:space="preserve">192.168.3.0/24</w:t>
             </w:r>
@@ -708,6 +885,7 @@
             <w:r>
               <w:rPr>
                 <w:rStyle w:val="VerbatimChar"/>
+                <w:lang w:val="es-ES"/>
               </w:rPr>
               <w:t xml:space="preserve">[1/0]</w:t>
             </w:r>
@@ -732,6 +910,7 @@
             <w:r>
               <w:rPr>
                 <w:rStyle w:val="VerbatimChar"/>
+                <w:lang w:val="es-ES"/>
               </w:rPr>
               <w:t xml:space="preserve">via 10.0.0.2</w:t>
             </w:r>
@@ -754,6 +933,9 @@
         <w:pStyle w:val="Heading2"/>
       </w:pPr>
       <w:r>
+        <w:rPr>
+          <w:lang w:val="es-ES"/>
+        </w:rPr>
         <w:t xml:space="preserve">6. Tu primera ruta estática</w:t>
       </w:r>
     </w:p>
@@ -762,6 +944,9 @@
         <w:pStyle w:val="FirstParagraph"/>
       </w:pPr>
       <w:r>
+        <w:rPr>
+          <w:lang w:val="es-ES"/>
+        </w:rPr>
         <w:t xml:space="preserve">R1 tiene la LAN 192.168.1.0/24 y en G0/1 la IP 10.0.0.1/30. R2 está en 10.0.0.2 y detrás de él vive la red 192.168.2.0/24.</w:t>
       </w:r>
     </w:p>
@@ -770,6 +955,9 @@
         <w:pStyle w:val="BodyText"/>
       </w:pPr>
       <w:r>
+        <w:rPr>
+          <w:lang w:val="es-ES"/>
+        </w:rPr>
         <w:t xml:space="preserve">Escribe el comando exacto para que R1 llegue a 192.168.2.0/24.</w:t>
       </w:r>
     </w:p>
@@ -780,6 +968,9 @@
         <w:pStyle w:val="Heading2"/>
       </w:pPr>
       <w:r>
+        <w:rPr>
+          <w:lang w:val="es-ES"/>
+        </w:rPr>
         <w:t xml:space="preserve">7. ¿Ruta por defecto o ruta específica?</w:t>
       </w:r>
     </w:p>
@@ -788,6 +979,9 @@
         <w:pStyle w:val="FirstParagraph"/>
       </w:pPr>
       <w:r>
+        <w:rPr>
+          <w:lang w:val="es-ES"/>
+        </w:rPr>
         <w:t xml:space="preserve">Un router de una sucursal pequeña con una única salida a Internet. ¿Qué prefieres configurar: una ruta por defecto o 50 rutas específicas? ¿Por qué?</w:t>
       </w:r>
     </w:p>
@@ -798,6 +992,9 @@
         <w:pStyle w:val="Heading2"/>
       </w:pPr>
       <w:r>
+        <w:rPr>
+          <w:lang w:val="es-ES"/>
+        </w:rPr>
         <w:t xml:space="preserve">8. Verificación</w:t>
       </w:r>
     </w:p>
@@ -806,6 +1003,9 @@
         <w:pStyle w:val="FirstParagraph"/>
       </w:pPr>
       <w:r>
+        <w:rPr>
+          <w:lang w:val="es-ES"/>
+        </w:rPr>
         <w:t xml:space="preserve">Has configurado una ruta estática pero el ping falla. ¿Qué tres comandos usarías, en qué orden y qué mirarías en cada uno?</w:t>
       </w:r>
     </w:p>

--- a/docx/06-enrutamiento-estatico/boletin-U06-inicial.docx
+++ b/docx/06-enrutamiento-estatico/boletin-U06-inicial.docx
@@ -15,9 +15,6 @@
             <w:pStyle w:val="TOCHeading"/>
           </w:pPr>
           <w:r>
-            <w:rPr>
-              <w:lang w:val="es-ES"/>
-            </w:rPr>
             <w:t xml:space="preserve">Table of Contents</w:t>
           </w:r>
         </w:p>
@@ -37,9 +34,6 @@
         <w:pStyle w:val="Heading1"/>
       </w:pPr>
       <w:r>
-        <w:rPr>
-          <w:lang w:val="es-ES"/>
-        </w:rPr>
         <w:t xml:space="preserve">Boletín UD6 — Inicial</w:t>
       </w:r>
     </w:p>
@@ -50,9 +44,6 @@
         <w:pStyle w:val="Heading1"/>
       </w:pPr>
       <w:r>
-        <w:rPr>
-          <w:lang w:val="es-ES"/>
-        </w:rPr>
         <w:t xml:space="preserve">📝 Boletín UD6 — Inicial</w:t>
       </w:r>
     </w:p>
@@ -61,9 +52,6 @@
         <w:pStyle w:val="BlockText"/>
       </w:pPr>
       <w:r>
-        <w:rPr>
-          <w:lang w:val="es-ES"/>
-        </w:rPr>
         <w:t xml:space="preserve">Ejercicios básicos para afianzar los conceptos del router y las rutas estáticas.</w:t>
       </w:r>
     </w:p>
@@ -80,9 +68,6 @@
         <w:pStyle w:val="Heading2"/>
       </w:pPr>
       <w:r>
-        <w:rPr>
-          <w:lang w:val="es-ES"/>
-        </w:rPr>
         <w:t xml:space="preserve">1. Componentes del router</w:t>
       </w:r>
     </w:p>
@@ -91,9 +76,6 @@
         <w:pStyle w:val="FirstParagraph"/>
       </w:pPr>
       <w:r>
-        <w:rPr>
-          <w:lang w:val="es-ES"/>
-        </w:rPr>
         <w:t xml:space="preserve">Relaciona cada componente con su función:</w:t>
       </w:r>
     </w:p>
@@ -118,9 +100,6 @@
               <w:pStyle w:val="Compact"/>
             </w:pPr>
             <w:r>
-              <w:rPr>
-                <w:lang w:val="es-ES"/>
-              </w:rPr>
               <w:t xml:space="preserve">Componente</w:t>
             </w:r>
           </w:p>
@@ -132,9 +111,6 @@
               <w:pStyle w:val="Compact"/>
             </w:pPr>
             <w:r>
-              <w:rPr>
-                <w:lang w:val="es-ES"/>
-              </w:rPr>
               <w:t xml:space="preserve">Función</w:t>
             </w:r>
           </w:p>
@@ -148,9 +124,6 @@
               <w:pStyle w:val="Compact"/>
             </w:pPr>
             <w:r>
-              <w:rPr>
-                <w:lang w:val="es-ES"/>
-              </w:rPr>
               <w:t xml:space="preserve">1. RAM</w:t>
             </w:r>
           </w:p>
@@ -162,9 +135,6 @@
               <w:pStyle w:val="Compact"/>
             </w:pPr>
             <w:r>
-              <w:rPr>
-                <w:lang w:val="es-ES"/>
-              </w:rPr>
               <w:t xml:space="preserve">a) Almacena el IOS</w:t>
             </w:r>
           </w:p>
@@ -178,9 +148,6 @@
               <w:pStyle w:val="Compact"/>
             </w:pPr>
             <w:r>
-              <w:rPr>
-                <w:lang w:val="es-ES"/>
-              </w:rPr>
               <w:t xml:space="preserve">2. NVRAM</w:t>
             </w:r>
           </w:p>
@@ -192,9 +159,6 @@
               <w:pStyle w:val="Compact"/>
             </w:pPr>
             <w:r>
-              <w:rPr>
-                <w:lang w:val="es-ES"/>
-              </w:rPr>
               <w:t xml:space="preserve">b) Configuración en ejecución</w:t>
             </w:r>
           </w:p>
@@ -208,9 +172,6 @@
               <w:pStyle w:val="Compact"/>
             </w:pPr>
             <w:r>
-              <w:rPr>
-                <w:lang w:val="es-ES"/>
-              </w:rPr>
               <w:t xml:space="preserve">3. Flash</w:t>
             </w:r>
           </w:p>
@@ -222,9 +183,6 @@
               <w:pStyle w:val="Compact"/>
             </w:pPr>
             <w:r>
-              <w:rPr>
-                <w:lang w:val="es-ES"/>
-              </w:rPr>
               <w:t xml:space="preserve">c) Startup-config</w:t>
             </w:r>
           </w:p>
@@ -238,9 +196,6 @@
               <w:pStyle w:val="Compact"/>
             </w:pPr>
             <w:r>
-              <w:rPr>
-                <w:lang w:val="es-ES"/>
-              </w:rPr>
               <w:t xml:space="preserve">4. ROM</w:t>
             </w:r>
           </w:p>
@@ -252,9 +207,6 @@
               <w:pStyle w:val="Compact"/>
             </w:pPr>
             <w:r>
-              <w:rPr>
-                <w:lang w:val="es-ES"/>
-              </w:rPr>
               <w:t xml:space="preserve">d) Monitor de recuperación</w:t>
             </w:r>
           </w:p>
@@ -268,9 +220,6 @@
         <w:pStyle w:val="Heading2"/>
       </w:pPr>
       <w:r>
-        <w:rPr>
-          <w:lang w:val="es-ES"/>
-        </w:rPr>
         <w:t xml:space="preserve">2. Verdadero o falso</w:t>
       </w:r>
     </w:p>
@@ -283,9 +232,6 @@
         </w:numPr>
       </w:pPr>
       <w:r>
-        <w:rPr>
-          <w:lang w:val="es-ES"/>
-        </w:rPr>
         <w:t xml:space="preserve">Una ruta estática se configura manualmente.</w:t>
       </w:r>
     </w:p>
@@ -298,9 +244,6 @@
         </w:numPr>
       </w:pPr>
       <w:r>
-        <w:rPr>
-          <w:lang w:val="es-ES"/>
-        </w:rPr>
         <w:t xml:space="preserve">La ruta por defecto es 0.0.0.0/0.</w:t>
       </w:r>
     </w:p>
@@ -313,9 +256,6 @@
         </w:numPr>
       </w:pPr>
       <w:r>
-        <w:rPr>
-          <w:lang w:val="es-ES"/>
-        </w:rPr>
         <w:t xml:space="preserve">Una ruta estática con next-hop inalcanzable se instala igualmente en la tabla.</w:t>
       </w:r>
     </w:p>
@@ -328,9 +268,6 @@
         </w:numPr>
       </w:pPr>
       <w:r>
-        <w:rPr>
-          <w:lang w:val="es-ES"/>
-        </w:rPr>
         <w:t xml:space="preserve">La métrica de una ruta estática es siempre 0.</w:t>
       </w:r>
     </w:p>
@@ -345,20 +282,13 @@
       <w:r>
         <w:rPr>
           <w:rStyle w:val="VerbatimChar"/>
-          <w:lang w:val="es-ES"/>
         </w:rPr>
         <w:t xml:space="preserve">show ip route</w:t>
       </w:r>
       <w:r>
-        <w:rPr>
-          <w:lang w:val="es-ES"/>
-        </w:rPr>
         <w:t xml:space="preserve"> </w:t>
       </w:r>
       <w:r>
-        <w:rPr>
-          <w:lang w:val="es-ES"/>
-        </w:rPr>
         <w:t xml:space="preserve">muestra la tabla de rutas.</w:t>
       </w:r>
     </w:p>
@@ -369,9 +299,6 @@
         <w:pStyle w:val="Heading2"/>
       </w:pPr>
       <w:r>
-        <w:rPr>
-          <w:lang w:val="es-ES"/>
-        </w:rPr>
         <w:t xml:space="preserve">3. ¿Qué comando?</w:t>
       </w:r>
     </w:p>
@@ -380,9 +307,6 @@
         <w:pStyle w:val="FirstParagraph"/>
       </w:pPr>
       <w:r>
-        <w:rPr>
-          <w:lang w:val="es-ES"/>
-        </w:rPr>
         <w:t xml:space="preserve">Relaciona el comando con su función:</w:t>
       </w:r>
     </w:p>
@@ -408,9 +332,6 @@
               <w:pStyle w:val="Compact"/>
             </w:pPr>
             <w:r>
-              <w:rPr>
-                <w:lang w:val="es-ES"/>
-              </w:rPr>
               <w:t xml:space="preserve">Comando</w:t>
             </w:r>
           </w:p>
@@ -422,9 +343,6 @@
               <w:pStyle w:val="Compact"/>
             </w:pPr>
             <w:r>
-              <w:rPr>
-                <w:lang w:val="es-ES"/>
-              </w:rPr>
               <w:t xml:space="preserve">Función</w:t>
             </w:r>
           </w:p>
@@ -438,21 +356,14 @@
               <w:pStyle w:val="Compact"/>
             </w:pPr>
             <w:r>
-              <w:rPr>
-                <w:lang w:val="es-ES"/>
-              </w:rPr>
               <w:t xml:space="preserve">1.</w:t>
             </w:r>
             <w:r>
-              <w:rPr>
-                <w:lang w:val="es-ES"/>
-              </w:rPr>
               <w:t xml:space="preserve"> </w:t>
             </w:r>
             <w:r>
               <w:rPr>
                 <w:rStyle w:val="VerbatimChar"/>
-                <w:lang w:val="es-ES"/>
               </w:rPr>
               <w:t xml:space="preserve">ip route 0.0.0.0 0.0.0.0 10.0.0.2</w:t>
             </w:r>
@@ -465,9 +376,6 @@
               <w:pStyle w:val="Compact"/>
             </w:pPr>
             <w:r>
-              <w:rPr>
-                <w:lang w:val="es-ES"/>
-              </w:rPr>
               <w:t xml:space="preserve">a) Ver interfaces: IP, estado y protocolo</w:t>
             </w:r>
           </w:p>
@@ -481,21 +389,14 @@
               <w:pStyle w:val="Compact"/>
             </w:pPr>
             <w:r>
-              <w:rPr>
-                <w:lang w:val="es-ES"/>
-              </w:rPr>
               <w:t xml:space="preserve">2.</w:t>
             </w:r>
             <w:r>
-              <w:rPr>
-                <w:lang w:val="es-ES"/>
-              </w:rPr>
               <w:t xml:space="preserve"> </w:t>
             </w:r>
             <w:r>
               <w:rPr>
                 <w:rStyle w:val="VerbatimChar"/>
-                <w:lang w:val="es-ES"/>
               </w:rPr>
               <w:t xml:space="preserve">show ip route</w:t>
             </w:r>
@@ -508,9 +409,6 @@
               <w:pStyle w:val="Compact"/>
             </w:pPr>
             <w:r>
-              <w:rPr>
-                <w:lang w:val="es-ES"/>
-              </w:rPr>
               <w:t xml:space="preserve">b) Ver solo la tabla de rutas</w:t>
             </w:r>
           </w:p>
@@ -524,21 +422,14 @@
               <w:pStyle w:val="Compact"/>
             </w:pPr>
             <w:r>
-              <w:rPr>
-                <w:lang w:val="es-ES"/>
-              </w:rPr>
               <w:t xml:space="preserve">3.</w:t>
             </w:r>
             <w:r>
-              <w:rPr>
-                <w:lang w:val="es-ES"/>
-              </w:rPr>
               <w:t xml:space="preserve"> </w:t>
             </w:r>
             <w:r>
               <w:rPr>
                 <w:rStyle w:val="VerbatimChar"/>
-                <w:lang w:val="es-ES"/>
               </w:rPr>
               <w:t xml:space="preserve">show ip interface brief</w:t>
             </w:r>
@@ -551,9 +442,6 @@
               <w:pStyle w:val="Compact"/>
             </w:pPr>
             <w:r>
-              <w:rPr>
-                <w:lang w:val="es-ES"/>
-              </w:rPr>
               <w:t xml:space="preserve">c) Configurar ruta por defecto</w:t>
             </w:r>
           </w:p>
@@ -567,21 +455,14 @@
               <w:pStyle w:val="Compact"/>
             </w:pPr>
             <w:r>
-              <w:rPr>
-                <w:lang w:val="es-ES"/>
-              </w:rPr>
               <w:t xml:space="preserve">4.</w:t>
             </w:r>
             <w:r>
-              <w:rPr>
-                <w:lang w:val="es-ES"/>
-              </w:rPr>
               <w:t xml:space="preserve"> </w:t>
             </w:r>
             <w:r>
               <w:rPr>
                 <w:rStyle w:val="VerbatimChar"/>
-                <w:lang w:val="es-ES"/>
               </w:rPr>
               <w:t xml:space="preserve">ip route 192.168.2.0 255.255.255.0 10.0.0.2</w:t>
             </w:r>
@@ -594,9 +475,6 @@
               <w:pStyle w:val="Compact"/>
             </w:pPr>
             <w:r>
-              <w:rPr>
-                <w:lang w:val="es-ES"/>
-              </w:rPr>
               <w:t xml:space="preserve">d) Configurar ruta estática a una red concreta</w:t>
             </w:r>
           </w:p>
@@ -610,9 +488,6 @@
         <w:pStyle w:val="Heading2"/>
       </w:pPr>
       <w:r>
-        <w:rPr>
-          <w:lang w:val="es-ES"/>
-        </w:rPr>
         <w:t xml:space="preserve">4. Modos del router</w:t>
       </w:r>
     </w:p>
@@ -621,9 +496,6 @@
         <w:pStyle w:val="FirstParagraph"/>
       </w:pPr>
       <w:r>
-        <w:rPr>
-          <w:lang w:val="es-ES"/>
-        </w:rPr>
         <w:t xml:space="preserve">Ordena los modos de configuración del router (de menor a mayor privilegio):</w:t>
       </w:r>
     </w:p>
@@ -636,22 +508,15 @@
         </w:numPr>
       </w:pPr>
       <w:r>
-        <w:rPr>
-          <w:lang w:val="es-ES"/>
-        </w:rPr>
         <w:t xml:space="preserve">Configuración global (</w:t>
       </w:r>
       <w:r>
         <w:rPr>
           <w:rStyle w:val="VerbatimChar"/>
-          <w:lang w:val="es-ES"/>
         </w:rPr>
         <w:t xml:space="preserve">Router(config)#</w:t>
       </w:r>
       <w:r>
-        <w:rPr>
-          <w:lang w:val="es-ES"/>
-        </w:rPr>
         <w:t xml:space="preserve">)</w:t>
       </w:r>
     </w:p>
@@ -664,22 +529,15 @@
         </w:numPr>
       </w:pPr>
       <w:r>
-        <w:rPr>
-          <w:lang w:val="es-ES"/>
-        </w:rPr>
         <w:t xml:space="preserve">Usuario (</w:t>
       </w:r>
       <w:r>
         <w:rPr>
           <w:rStyle w:val="VerbatimChar"/>
-          <w:lang w:val="es-ES"/>
         </w:rPr>
         <w:t xml:space="preserve">Router&gt;</w:t>
       </w:r>
       <w:r>
-        <w:rPr>
-          <w:lang w:val="es-ES"/>
-        </w:rPr>
         <w:t xml:space="preserve">)</w:t>
       </w:r>
     </w:p>
@@ -692,22 +550,15 @@
         </w:numPr>
       </w:pPr>
       <w:r>
-        <w:rPr>
-          <w:lang w:val="es-ES"/>
-        </w:rPr>
         <w:t xml:space="preserve">Configuración de interfaz (</w:t>
       </w:r>
       <w:r>
         <w:rPr>
           <w:rStyle w:val="VerbatimChar"/>
-          <w:lang w:val="es-ES"/>
         </w:rPr>
         <w:t xml:space="preserve">Router(config-if)#</w:t>
       </w:r>
       <w:r>
-        <w:rPr>
-          <w:lang w:val="es-ES"/>
-        </w:rPr>
         <w:t xml:space="preserve">)</w:t>
       </w:r>
     </w:p>
@@ -720,22 +571,15 @@
         </w:numPr>
       </w:pPr>
       <w:r>
-        <w:rPr>
-          <w:lang w:val="es-ES"/>
-        </w:rPr>
         <w:t xml:space="preserve">Privilegiado (</w:t>
       </w:r>
       <w:r>
         <w:rPr>
           <w:rStyle w:val="VerbatimChar"/>
-          <w:lang w:val="es-ES"/>
         </w:rPr>
         <w:t xml:space="preserve">Router#</w:t>
       </w:r>
       <w:r>
-        <w:rPr>
-          <w:lang w:val="es-ES"/>
-        </w:rPr>
         <w:t xml:space="preserve">)</w:t>
       </w:r>
     </w:p>
@@ -746,9 +590,6 @@
         <w:pStyle w:val="Heading2"/>
       </w:pPr>
       <w:r>
-        <w:rPr>
-          <w:lang w:val="es-ES"/>
-        </w:rPr>
         <w:t xml:space="preserve">5. Anatomía de una ruta</w:t>
       </w:r>
     </w:p>
@@ -757,28 +598,18 @@
         <w:pStyle w:val="FirstParagraph"/>
       </w:pPr>
       <w:r>
-        <w:rPr>
-          <w:lang w:val="es-ES"/>
-        </w:rPr>
         <w:t xml:space="preserve">En la salida</w:t>
       </w:r>
       <w:r>
-        <w:rPr>
-          <w:lang w:val="es-ES"/>
-        </w:rPr>
         <w:t xml:space="preserve"> </w:t>
       </w:r>
       <w:r>
         <w:rPr>
           <w:rStyle w:val="VerbatimChar"/>
-          <w:lang w:val="es-ES"/>
         </w:rPr>
         <w:t xml:space="preserve">S 192.168.3.0/24 [1/0] via 10.0.0.2</w:t>
       </w:r>
       <w:r>
-        <w:rPr>
-          <w:lang w:val="es-ES"/>
-        </w:rPr>
         <w:t xml:space="preserve">, identifica qué es cada trozo:</w:t>
       </w:r>
     </w:p>
@@ -803,9 +634,6 @@
               <w:pStyle w:val="Compact"/>
             </w:pPr>
             <w:r>
-              <w:rPr>
-                <w:lang w:val="es-ES"/>
-              </w:rPr>
               <w:t xml:space="preserve">Trozo</w:t>
             </w:r>
           </w:p>
@@ -817,9 +645,6 @@
               <w:pStyle w:val="Compact"/>
             </w:pPr>
             <w:r>
-              <w:rPr>
-                <w:lang w:val="es-ES"/>
-              </w:rPr>
               <w:t xml:space="preserve">¿Qué significa?</w:t>
             </w:r>
           </w:p>
@@ -835,7 +660,6 @@
             <w:r>
               <w:rPr>
                 <w:rStyle w:val="VerbatimChar"/>
-                <w:lang w:val="es-ES"/>
               </w:rPr>
               <w:t xml:space="preserve">S</w:t>
             </w:r>
@@ -860,7 +684,6 @@
             <w:r>
               <w:rPr>
                 <w:rStyle w:val="VerbatimChar"/>
-                <w:lang w:val="es-ES"/>
               </w:rPr>
               <w:t xml:space="preserve">192.168.3.0/24</w:t>
             </w:r>
@@ -885,7 +708,6 @@
             <w:r>
               <w:rPr>
                 <w:rStyle w:val="VerbatimChar"/>
-                <w:lang w:val="es-ES"/>
               </w:rPr>
               <w:t xml:space="preserve">[1/0]</w:t>
             </w:r>
@@ -910,7 +732,6 @@
             <w:r>
               <w:rPr>
                 <w:rStyle w:val="VerbatimChar"/>
-                <w:lang w:val="es-ES"/>
               </w:rPr>
               <w:t xml:space="preserve">via 10.0.0.2</w:t>
             </w:r>
@@ -933,9 +754,6 @@
         <w:pStyle w:val="Heading2"/>
       </w:pPr>
       <w:r>
-        <w:rPr>
-          <w:lang w:val="es-ES"/>
-        </w:rPr>
         <w:t xml:space="preserve">6. Tu primera ruta estática</w:t>
       </w:r>
     </w:p>
@@ -944,9 +762,6 @@
         <w:pStyle w:val="FirstParagraph"/>
       </w:pPr>
       <w:r>
-        <w:rPr>
-          <w:lang w:val="es-ES"/>
-        </w:rPr>
         <w:t xml:space="preserve">R1 tiene la LAN 192.168.1.0/24 y en G0/1 la IP 10.0.0.1/30. R2 está en 10.0.0.2 y detrás de él vive la red 192.168.2.0/24.</w:t>
       </w:r>
     </w:p>
@@ -955,9 +770,6 @@
         <w:pStyle w:val="BodyText"/>
       </w:pPr>
       <w:r>
-        <w:rPr>
-          <w:lang w:val="es-ES"/>
-        </w:rPr>
         <w:t xml:space="preserve">Escribe el comando exacto para que R1 llegue a 192.168.2.0/24.</w:t>
       </w:r>
     </w:p>
@@ -968,9 +780,6 @@
         <w:pStyle w:val="Heading2"/>
       </w:pPr>
       <w:r>
-        <w:rPr>
-          <w:lang w:val="es-ES"/>
-        </w:rPr>
         <w:t xml:space="preserve">7. ¿Ruta por defecto o ruta específica?</w:t>
       </w:r>
     </w:p>
@@ -979,9 +788,6 @@
         <w:pStyle w:val="FirstParagraph"/>
       </w:pPr>
       <w:r>
-        <w:rPr>
-          <w:lang w:val="es-ES"/>
-        </w:rPr>
         <w:t xml:space="preserve">Un router de una sucursal pequeña con una única salida a Internet. ¿Qué prefieres configurar: una ruta por defecto o 50 rutas específicas? ¿Por qué?</w:t>
       </w:r>
     </w:p>
@@ -992,9 +798,6 @@
         <w:pStyle w:val="Heading2"/>
       </w:pPr>
       <w:r>
-        <w:rPr>
-          <w:lang w:val="es-ES"/>
-        </w:rPr>
         <w:t xml:space="preserve">8. Verificación</w:t>
       </w:r>
     </w:p>
@@ -1003,9 +806,6 @@
         <w:pStyle w:val="FirstParagraph"/>
       </w:pPr>
       <w:r>
-        <w:rPr>
-          <w:lang w:val="es-ES"/>
-        </w:rPr>
         <w:t xml:space="preserve">Has configurado una ruta estática pero el ping falla. ¿Qué tres comandos usarías, en qué orden y qué mirarías en cada uno?</w:t>
       </w:r>
     </w:p>

--- a/docx/06-enrutamiento-estatico/boletin-U06-inicial.docx
+++ b/docx/06-enrutamiento-estatico/boletin-U06-inicial.docx
@@ -28,23 +28,23 @@
         </w:p>
       </w:sdtContent>
     </w:sdt>
-    <w:bookmarkStart w:id="9" w:name="boletín-ud6-inicial"/>
+    <w:bookmarkStart w:id="9" w:name="boletín-de-enrutamiento-estático-inicial"/>
     <w:p>
       <w:pPr>
         <w:pStyle w:val="Heading1"/>
       </w:pPr>
       <w:r>
-        <w:t xml:space="preserve">Boletín UD6 — Inicial</w:t>
+        <w:t xml:space="preserve">Boletín de Enrutamiento estático — Inicial</w:t>
       </w:r>
     </w:p>
     <w:bookmarkEnd w:id="9"/>
-    <w:bookmarkStart w:id="18" w:name="boletín-ud6-inicial-1"/>
+    <w:bookmarkStart w:id="18" w:name="X6823a03eadce801ce1e6d71c77c379223b5a2fd"/>
     <w:p>
       <w:pPr>
         <w:pStyle w:val="Heading1"/>
       </w:pPr>
       <w:r>
-        <w:t xml:space="preserve">📝 Boletín UD6 — Inicial</w:t>
+        <w:t xml:space="preserve">📝 Boletín de Enrutamiento estático — Inicial</w:t>
       </w:r>
     </w:p>
     <w:p>
